--- a/Manual_Coleta_Bip_a_Bip.docx
+++ b/Manual_Coleta_Bip_a_Bip.docx
@@ -1216,7 +1216,7 @@
           <w:sz w:val="24"/>
           <w:szCs w:val="24"/>
         </w:rPr>
-        <w:t xml:space="preserve">Se aparecerem muitos "Desconhecidos" seguidos, pode ser que o código de barras do produto seja diferente do que está cadastrado no sistema. Avise o gerente — existe uma tela própria para corrigir isso (veja a seção 3.6).</w:t>
+        <w:t xml:space="preserve">Se aparecerem muitos "Desconhecidos" seguidos, pode ser que o código de barras do produto seja diferente do que está cadastrado no sistema. Avise o gerente — existe uma tela própria para corrigir isso (veja a seção 3.7).</w:t>
       </w:r>
     </w:p>
     <w:p>
@@ -2493,7 +2493,20 @@
         <w:spacing w:after="140" w:before="320"/>
       </w:pPr>
       <w:r>
-        <w:t xml:space="preserve">3.2 Consolidador — juntando as sessões do dia</w:t>
+        <w:t xml:space="preserve">3.2 Importando a base de produtos do Onepet</w:t>
+      </w:r>
+    </w:p>
+    <w:p>
+      <w:pPr>
+        <w:spacing w:after="160" w:line="300"/>
+      </w:pPr>
+      <w:r>
+        <w:rPr>
+          <w:color w:val="333333"/>
+          <w:sz w:val="24"/>
+          <w:szCs w:val="24"/>
+        </w:rPr>
+        <w:t xml:space="preserve">Isso precisa ser feito pelo menos uma vez em cada computador (e de novo sempre que o cadastro de produtos mudar bastante — preços, produtos novos, etc.). Sem essa base importada, todo código bipado aparece como "Desconhecido".</w:t>
       </w:r>
     </w:p>
     <w:p>
@@ -2517,7 +2530,7 @@
           <w:sz w:val="24"/>
           <w:szCs w:val="24"/>
         </w:rPr>
-        <w:t xml:space="preserve">Peça para cada operador te enviar o arquivo </w:t>
+        <w:t xml:space="preserve">No Onepet, exporte o cadastro de produtos (arquivo </w:t>
       </w:r>
       <w:r>
         <w:rPr>
@@ -2527,15 +2540,15 @@
           <w:szCs w:val="22"/>
           <w:shd w:fill="EDEDED" w:val="clear"/>
         </w:rPr>
-        <w:t xml:space="preserve">.zip</w:t>
-      </w:r>
-      <w:r>
-        <w:rPr>
-          <w:color w:val="333333"/>
-          <w:sz w:val="24"/>
-          <w:szCs w:val="24"/>
-        </w:rPr>
-        <w:t xml:space="preserve"> da sessão que ele finalizou.</w:t>
+        <w:t xml:space="preserve">.csv</w:t>
+      </w:r>
+      <w:r>
+        <w:rPr>
+          <w:color w:val="333333"/>
+          <w:sz w:val="24"/>
+          <w:szCs w:val="24"/>
+        </w:rPr>
+        <w:t xml:space="preserve">).</w:t>
       </w:r>
     </w:p>
     <w:p>
@@ -2559,25 +2572,43 @@
           <w:sz w:val="24"/>
           <w:szCs w:val="24"/>
         </w:rPr>
-        <w:t xml:space="preserve">Na tela inicial, abra </w:t>
-      </w:r>
-      <w:r>
-        <w:rPr>
-          <w:b/>
-          <w:bCs/>
-          <w:color w:val="333333"/>
-          <w:sz w:val="24"/>
-          <w:szCs w:val="24"/>
-        </w:rPr>
-        <w:t xml:space="preserve">"📊 Consolidador"</w:t>
-      </w:r>
-      <w:r>
-        <w:rPr>
-          <w:color w:val="333333"/>
-          <w:sz w:val="24"/>
-          <w:szCs w:val="24"/>
-        </w:rPr>
-        <w:t xml:space="preserve"> e digite a senha.</w:t>
+        <w:t xml:space="preserve">No sistema, abra </w:t>
+      </w:r>
+      <w:r>
+        <w:rPr>
+          <w:b/>
+          <w:bCs/>
+          <w:color w:val="333333"/>
+          <w:sz w:val="24"/>
+          <w:szCs w:val="24"/>
+        </w:rPr>
+        <w:t xml:space="preserve">"⚙ Configurações"</w:t>
+      </w:r>
+      <w:r>
+        <w:rPr>
+          <w:color w:val="333333"/>
+          <w:sz w:val="24"/>
+          <w:szCs w:val="24"/>
+        </w:rPr>
+        <w:t xml:space="preserve"> → </w:t>
+      </w:r>
+      <w:r>
+        <w:rPr>
+          <w:b/>
+          <w:bCs/>
+          <w:color w:val="333333"/>
+          <w:sz w:val="24"/>
+          <w:szCs w:val="24"/>
+        </w:rPr>
+        <w:t xml:space="preserve">"Base de produtos"</w:t>
+      </w:r>
+      <w:r>
+        <w:rPr>
+          <w:color w:val="333333"/>
+          <w:sz w:val="24"/>
+          <w:szCs w:val="24"/>
+        </w:rPr>
+        <w:t xml:space="preserve"> → selecione esse arquivo.</w:t>
       </w:r>
     </w:p>
     <w:p>
@@ -2601,25 +2632,145 @@
           <w:sz w:val="24"/>
           <w:szCs w:val="24"/>
         </w:rPr>
-        <w:t xml:space="preserve">Em </w:t>
-      </w:r>
-      <w:r>
-        <w:rPr>
-          <w:b/>
-          <w:bCs/>
-          <w:color w:val="333333"/>
-          <w:sz w:val="24"/>
-          <w:szCs w:val="24"/>
-        </w:rPr>
-        <w:t xml:space="preserve">"1. Selecione os arquivos das sessões finalizadas"</w:t>
-      </w:r>
-      <w:r>
-        <w:rPr>
-          <w:color w:val="333333"/>
-          <w:sz w:val="24"/>
-          <w:szCs w:val="24"/>
-        </w:rPr>
-        <w:t xml:space="preserve">, escolha todos os arquivos </w:t>
+        <w:t xml:space="preserve">O sistema reconhece sozinho o formato do Onepet — </w:t>
+      </w:r>
+      <w:r>
+        <w:rPr>
+          <w:b/>
+          <w:bCs/>
+          <w:color w:val="333333"/>
+          <w:sz w:val="24"/>
+          <w:szCs w:val="24"/>
+        </w:rPr>
+        <w:t xml:space="preserve">não precisa reformatar nada</w:t>
+      </w:r>
+      <w:r>
+        <w:rPr>
+          <w:color w:val="333333"/>
+          <w:sz w:val="24"/>
+          <w:szCs w:val="24"/>
+        </w:rPr>
+        <w:t xml:space="preserve"> na planilha antes de importar.</w:t>
+      </w:r>
+    </w:p>
+    <w:p>
+      <w:pPr>
+        <w:spacing w:after="140" w:line="300"/>
+        <w:ind w:left="260" w:hanging="260"/>
+      </w:pPr>
+      <w:r>
+        <w:rPr>
+          <w:b/>
+          <w:bCs/>
+          <w:color w:val="2E7D46"/>
+          <w:sz w:val="24"/>
+          <w:szCs w:val="24"/>
+        </w:rPr>
+        <w:t xml:space="preserve">4. </w:t>
+      </w:r>
+      <w:r>
+        <w:rPr>
+          <w:color w:val="333333"/>
+          <w:sz w:val="24"/>
+          <w:szCs w:val="24"/>
+        </w:rPr>
+        <w:t xml:space="preserve">Confira o resumo que aparece (quantos produtos, quantas linhas fora do ar foram ignoradas) e confirme.</w:t>
+      </w:r>
+    </w:p>
+    <w:tbl>
+      <w:tblPr>
+        <w:tblW w:type="dxa" w:w="9350"/>
+        <w:tblBorders>
+          <w:top w:val="single" w:color="2E7D46" w:sz="4"/>
+          <w:left w:val="single" w:color="2E7D46" w:sz="4"/>
+          <w:bottom w:val="single" w:color="2E7D46" w:sz="4"/>
+          <w:right w:val="single" w:color="2E7D46" w:sz="4"/>
+          <w:insideH w:val="none" w:color="2E7D46" w:sz="0"/>
+          <w:insideV w:val="none" w:color="2E7D46" w:sz="0"/>
+        </w:tblBorders>
+      </w:tblPr>
+      <w:tblGrid>
+        <w:gridCol w:w="9350"/>
+      </w:tblGrid>
+      <w:tr>
+        <w:tc>
+          <w:tcPr>
+            <w:tcW w:type="dxa" w:w="9350"/>
+            <w:shd w:fill="EAF5EE" w:val="clear"/>
+            <w:tcMar>
+              <w:top w:type="dxa" w:w="160"/>
+              <w:left w:type="dxa" w:w="200"/>
+              <w:bottom w:type="dxa" w:w="160"/>
+              <w:right w:type="dxa" w:w="200"/>
+            </w:tcMar>
+          </w:tcPr>
+          <w:p>
+            <w:pPr>
+              <w:spacing w:after="80"/>
+            </w:pPr>
+            <w:r>
+              <w:rPr>
+                <w:b/>
+                <w:bCs/>
+                <w:color w:val="2E7D46"/>
+                <w:sz w:val="24"/>
+                <w:szCs w:val="24"/>
+              </w:rPr>
+              <w:t xml:space="preserve">Códigos de barras alternativos</w:t>
+            </w:r>
+          </w:p>
+          <w:p>
+            <w:pPr>
+              <w:spacing w:line="280"/>
+            </w:pPr>
+            <w:r>
+              <w:rPr>
+                <w:color w:val="333333"/>
+                <w:sz w:val="23"/>
+                <w:szCs w:val="23"/>
+              </w:rPr>
+              <w:t xml:space="preserve">Se um produto tem mais de um código de barras cadastrado no Onepet (acontece quando a embalagem muda mas o cadastro continua o mesmo), o sistema reconhece qualquer um deles automaticamente — não precisa fazer nada a mais, nenhum bipa errado.</w:t>
+            </w:r>
+          </w:p>
+        </w:tc>
+      </w:tr>
+    </w:tbl>
+    <w:p>
+      <w:pPr>
+        <w:spacing w:after="120"/>
+      </w:pPr>
+    </w:p>
+    <w:p>
+      <w:pPr>
+        <w:pStyle w:val="Heading2"/>
+        <w:spacing w:after="140" w:before="320"/>
+      </w:pPr>
+      <w:r>
+        <w:t xml:space="preserve">3.3 Consolidador — juntando as sessões do dia</w:t>
+      </w:r>
+    </w:p>
+    <w:p>
+      <w:pPr>
+        <w:spacing w:after="140" w:line="300"/>
+        <w:ind w:left="260" w:hanging="260"/>
+      </w:pPr>
+      <w:r>
+        <w:rPr>
+          <w:b/>
+          <w:bCs/>
+          <w:color w:val="2E7D46"/>
+          <w:sz w:val="24"/>
+          <w:szCs w:val="24"/>
+        </w:rPr>
+        <w:t xml:space="preserve">1. </w:t>
+      </w:r>
+      <w:r>
+        <w:rPr>
+          <w:color w:val="333333"/>
+          <w:sz w:val="24"/>
+          <w:szCs w:val="24"/>
+        </w:rPr>
+        <w:t xml:space="preserve">Peça para cada operador te enviar o arquivo </w:t>
       </w:r>
       <w:r>
         <w:rPr>
@@ -2637,7 +2788,7 @@
           <w:sz w:val="24"/>
           <w:szCs w:val="24"/>
         </w:rPr>
-        <w:t xml:space="preserve"> do dia de uma vez só (segure Ctrl e clique em cada um, ou selecione todos).</w:t>
+        <w:t xml:space="preserve"> da sessão que ele finalizou.</w:t>
       </w:r>
     </w:p>
     <w:p>
@@ -2653,6 +2804,108 @@
           <w:sz w:val="24"/>
           <w:szCs w:val="24"/>
         </w:rPr>
+        <w:t xml:space="preserve">2. </w:t>
+      </w:r>
+      <w:r>
+        <w:rPr>
+          <w:color w:val="333333"/>
+          <w:sz w:val="24"/>
+          <w:szCs w:val="24"/>
+        </w:rPr>
+        <w:t xml:space="preserve">Na tela inicial, abra </w:t>
+      </w:r>
+      <w:r>
+        <w:rPr>
+          <w:b/>
+          <w:bCs/>
+          <w:color w:val="333333"/>
+          <w:sz w:val="24"/>
+          <w:szCs w:val="24"/>
+        </w:rPr>
+        <w:t xml:space="preserve">"📊 Consolidador"</w:t>
+      </w:r>
+      <w:r>
+        <w:rPr>
+          <w:color w:val="333333"/>
+          <w:sz w:val="24"/>
+          <w:szCs w:val="24"/>
+        </w:rPr>
+        <w:t xml:space="preserve"> e digite a senha.</w:t>
+      </w:r>
+    </w:p>
+    <w:p>
+      <w:pPr>
+        <w:spacing w:after="140" w:line="300"/>
+        <w:ind w:left="260" w:hanging="260"/>
+      </w:pPr>
+      <w:r>
+        <w:rPr>
+          <w:b/>
+          <w:bCs/>
+          <w:color w:val="2E7D46"/>
+          <w:sz w:val="24"/>
+          <w:szCs w:val="24"/>
+        </w:rPr>
+        <w:t xml:space="preserve">3. </w:t>
+      </w:r>
+      <w:r>
+        <w:rPr>
+          <w:color w:val="333333"/>
+          <w:sz w:val="24"/>
+          <w:szCs w:val="24"/>
+        </w:rPr>
+        <w:t xml:space="preserve">Em </w:t>
+      </w:r>
+      <w:r>
+        <w:rPr>
+          <w:b/>
+          <w:bCs/>
+          <w:color w:val="333333"/>
+          <w:sz w:val="24"/>
+          <w:szCs w:val="24"/>
+        </w:rPr>
+        <w:t xml:space="preserve">"1. Selecione os arquivos das sessões finalizadas"</w:t>
+      </w:r>
+      <w:r>
+        <w:rPr>
+          <w:color w:val="333333"/>
+          <w:sz w:val="24"/>
+          <w:szCs w:val="24"/>
+        </w:rPr>
+        <w:t xml:space="preserve">, escolha todos os arquivos </w:t>
+      </w:r>
+      <w:r>
+        <w:rPr>
+          <w:rFonts w:ascii="Consolas" w:cs="Consolas" w:eastAsia="Consolas" w:hAnsi="Consolas"/>
+          <w:color w:val="1a1a1a"/>
+          <w:sz w:val="22"/>
+          <w:szCs w:val="22"/>
+          <w:shd w:fill="EDEDED" w:val="clear"/>
+        </w:rPr>
+        <w:t xml:space="preserve">.zip</w:t>
+      </w:r>
+      <w:r>
+        <w:rPr>
+          <w:color w:val="333333"/>
+          <w:sz w:val="24"/>
+          <w:szCs w:val="24"/>
+        </w:rPr>
+        <w:t xml:space="preserve"> do dia de uma vez só (segure Ctrl e clique em cada um, ou selecione todos).</w:t>
+      </w:r>
+    </w:p>
+    <w:p>
+      <w:pPr>
+        <w:spacing w:after="140" w:line="300"/>
+        <w:ind w:left="260" w:hanging="260"/>
+      </w:pPr>
+      <w:r>
+        <w:rPr>
+          <w:b/>
+          <w:bCs/>
+          <w:color w:val="2E7D46"/>
+          <w:sz w:val="24"/>
+          <w:szCs w:val="24"/>
+        </w:rPr>
         <w:t xml:space="preserve">4. </w:t>
       </w:r>
       <w:r>
@@ -2670,7 +2923,7 @@
         <w:spacing w:after="140" w:before="320"/>
       </w:pPr>
       <w:r>
-        <w:t xml:space="preserve">3.3 Lendo a tela de Valorização do Estoque</w:t>
+        <w:t xml:space="preserve">3.4 Lendo a tela de Valorização do Estoque</w:t>
       </w:r>
     </w:p>
     <w:p>
@@ -2757,7 +3010,7 @@
           <w:sz w:val="24"/>
           <w:szCs w:val="24"/>
         </w:rPr>
-        <w:t xml:space="preserve">Abaixo, uma tabela mostra esses mesmos valores </w:t>
+        <w:t xml:space="preserve">Duas tabelas mostram esses mesmos valores </w:t>
       </w:r>
       <w:r>
         <w:rPr>
@@ -2775,7 +3028,25 @@
           <w:sz w:val="24"/>
           <w:szCs w:val="24"/>
         </w:rPr>
-        <w:t xml:space="preserve">, para saber onde está concentrado o estoque.</w:t>
+        <w:t xml:space="preserve"> e </w:t>
+      </w:r>
+      <w:r>
+        <w:rPr>
+          <w:b/>
+          <w:bCs/>
+          <w:color w:val="333333"/>
+          <w:sz w:val="24"/>
+          <w:szCs w:val="24"/>
+        </w:rPr>
+        <w:t xml:space="preserve">separados por categoria</w:t>
+      </w:r>
+      <w:r>
+        <w:rPr>
+          <w:color w:val="333333"/>
+          <w:sz w:val="24"/>
+          <w:szCs w:val="24"/>
+        </w:rPr>
+        <w:t xml:space="preserve"> (Grupo linha do Onepet), pra saber onde está concentrado o estoque.</w:t>
       </w:r>
     </w:p>
     <w:p>
@@ -2820,7 +3091,7 @@
         <w:spacing w:after="140" w:before="320"/>
       </w:pPr>
       <w:r>
-        <w:t xml:space="preserve">3.4 Divergência com o Onepet (opcional)</w:t>
+        <w:t xml:space="preserve">3.5 Prioridade de Ajuste no Onepet</w:t>
       </w:r>
     </w:p>
     <w:p>
@@ -2833,180 +3104,7 @@
           <w:sz w:val="24"/>
           <w:szCs w:val="24"/>
         </w:rPr>
-        <w:t xml:space="preserve">Se você tiver um arquivo com o estoque atual do Onepet (chamado estoque_onepet_atual.csv, com as colunas sku e qtd_sistema), pode comparar com o que foi contado:</w:t>
-      </w:r>
-    </w:p>
-    <w:p>
-      <w:pPr>
-        <w:spacing w:after="140" w:line="300"/>
-        <w:ind w:left="260" w:hanging="260"/>
-      </w:pPr>
-      <w:r>
-        <w:rPr>
-          <w:b/>
-          <w:bCs/>
-          <w:color w:val="2E7D46"/>
-          <w:sz w:val="24"/>
-          <w:szCs w:val="24"/>
-        </w:rPr>
-        <w:t xml:space="preserve">1. </w:t>
-      </w:r>
-      <w:r>
-        <w:rPr>
-          <w:color w:val="333333"/>
-          <w:sz w:val="24"/>
-          <w:szCs w:val="24"/>
-        </w:rPr>
-        <w:t xml:space="preserve">Em </w:t>
-      </w:r>
-      <w:r>
-        <w:rPr>
-          <w:b/>
-          <w:bCs/>
-          <w:color w:val="333333"/>
-          <w:sz w:val="24"/>
-          <w:szCs w:val="24"/>
-        </w:rPr>
-        <w:t xml:space="preserve">"1b. (Opcional) Comparar com o estoque atual do Onepet"</w:t>
-      </w:r>
-      <w:r>
-        <w:rPr>
-          <w:color w:val="333333"/>
-          <w:sz w:val="24"/>
-          <w:szCs w:val="24"/>
-        </w:rPr>
-        <w:t xml:space="preserve">, selecione esse arquivo.</w:t>
-      </w:r>
-    </w:p>
-    <w:p>
-      <w:pPr>
-        <w:spacing w:after="140" w:line="300"/>
-        <w:ind w:left="260" w:hanging="260"/>
-      </w:pPr>
-      <w:r>
-        <w:rPr>
-          <w:b/>
-          <w:bCs/>
-          <w:color w:val="2E7D46"/>
-          <w:sz w:val="24"/>
-          <w:szCs w:val="24"/>
-        </w:rPr>
-        <w:t xml:space="preserve">2. </w:t>
-      </w:r>
-      <w:r>
-        <w:rPr>
-          <w:color w:val="333333"/>
-          <w:sz w:val="24"/>
-          <w:szCs w:val="24"/>
-        </w:rPr>
-        <w:t xml:space="preserve">Aparece a tabela </w:t>
-      </w:r>
-      <w:r>
-        <w:rPr>
-          <w:b/>
-          <w:bCs/>
-          <w:color w:val="333333"/>
-          <w:sz w:val="24"/>
-          <w:szCs w:val="24"/>
-        </w:rPr>
-        <w:t xml:space="preserve">"⚠ Divergência com o Onepet"</w:t>
-      </w:r>
-      <w:r>
-        <w:rPr>
-          <w:color w:val="333333"/>
-          <w:sz w:val="24"/>
-          <w:szCs w:val="24"/>
-        </w:rPr>
-        <w:t xml:space="preserve">, com os produtos ordenados dos que têm </w:t>
-      </w:r>
-      <w:r>
-        <w:rPr>
-          <w:b/>
-          <w:bCs/>
-          <w:color w:val="333333"/>
-          <w:sz w:val="24"/>
-          <w:szCs w:val="24"/>
-        </w:rPr>
-        <w:t xml:space="preserve">maior diferença em R$</w:t>
-      </w:r>
-      <w:r>
-        <w:rPr>
-          <w:color w:val="333333"/>
-          <w:sz w:val="24"/>
-          <w:szCs w:val="24"/>
-        </w:rPr>
-        <w:t xml:space="preserve"> para os de menor — assim dá para ver rápido onde focar a conferência.</w:t>
-      </w:r>
-    </w:p>
-    <w:p>
-      <w:pPr>
-        <w:spacing w:after="160" w:line="300"/>
-      </w:pPr>
-      <w:r>
-        <w:rPr>
-          <w:color w:val="333333"/>
-          <w:sz w:val="24"/>
-          <w:szCs w:val="24"/>
-        </w:rPr>
-        <w:t xml:space="preserve">Cada linha mostra: quantidade contada, quantidade que o Onepet tinha registrada, a diferença (em unidades e em R$).</w:t>
-      </w:r>
-    </w:p>
-    <w:p>
-      <w:pPr>
-        <w:pStyle w:val="Heading2"/>
-        <w:spacing w:after="140" w:before="320"/>
-      </w:pPr>
-      <w:r>
-        <w:t xml:space="preserve">3.5 Gerando os arquivos finais</w:t>
-      </w:r>
-    </w:p>
-    <w:p>
-      <w:pPr>
-        <w:spacing w:after="160" w:line="300"/>
-      </w:pPr>
-      <w:r>
-        <w:rPr>
-          <w:color w:val="333333"/>
-          <w:sz w:val="24"/>
-          <w:szCs w:val="24"/>
-        </w:rPr>
-        <w:t xml:space="preserve">No fim da tela, o botão </w:t>
-      </w:r>
-      <w:r>
-        <w:rPr>
-          <w:b/>
-          <w:bCs/>
-          <w:color w:val="333333"/>
-          <w:sz w:val="24"/>
-          <w:szCs w:val="24"/>
-        </w:rPr>
-        <w:t xml:space="preserve">"Gerar e baixar os 4 arquivos finais"</w:t>
-      </w:r>
-      <w:r>
-        <w:rPr>
-          <w:color w:val="333333"/>
-          <w:sz w:val="24"/>
-          <w:szCs w:val="24"/>
-        </w:rPr>
-        <w:t xml:space="preserve"> baixa um único arquivo </w:t>
-      </w:r>
-      <w:r>
-        <w:rPr>
-          <w:rFonts w:ascii="Consolas" w:cs="Consolas" w:eastAsia="Consolas" w:hAnsi="Consolas"/>
-          <w:color w:val="1a1a1a"/>
-          <w:sz w:val="22"/>
-          <w:szCs w:val="22"/>
-          <w:shd w:fill="EDEDED" w:val="clear"/>
-        </w:rPr>
-        <w:t xml:space="preserve">.zip</w:t>
-      </w:r>
-      <w:r>
-        <w:rPr>
-          <w:color w:val="333333"/>
-          <w:sz w:val="24"/>
-          <w:szCs w:val="24"/>
-        </w:rPr>
-        <w:t xml:space="preserve"> contendo:</w:t>
+        <w:t xml:space="preserve">O estoque que o Onepet registra é sabidamente impreciso — é exatamente por isso que o balanço físico existe. Números grandes aqui são o resultado normal e esperado de contar o estoque físico de verdade. Esta tela é uma ferramenta para o gerente decidir por onde começar a aplicar os ajustes, mostrando primeiro onde a diferença pesa mais no bolso.</w:t>
       </w:r>
     </w:p>
     <w:p>
@@ -3020,21 +3118,29 @@
       </w:pPr>
       <w:r>
         <w:rPr>
-          <w:rFonts w:ascii="Consolas" w:cs="Consolas" w:eastAsia="Consolas" w:hAnsi="Consolas"/>
-          <w:color w:val="1a1a1a"/>
-          <w:sz w:val="22"/>
-          <w:szCs w:val="22"/>
-          <w:shd w:fill="EDEDED" w:val="clear"/>
-        </w:rPr>
-        <w:t xml:space="preserve">CONSOLIDADO_TOTAL</w:t>
-      </w:r>
-      <w:r>
-        <w:rPr>
-          <w:color w:val="333333"/>
-          <w:sz w:val="24"/>
-          <w:szCs w:val="24"/>
-        </w:rPr>
-        <w:t xml:space="preserve"> — a quantidade final de cada SKU, somando todos os setores. É este arquivo que vai ser usado para lançar no Onepet (seção 4).</w:t>
+          <w:color w:val="333333"/>
+          <w:sz w:val="24"/>
+          <w:szCs w:val="24"/>
+        </w:rPr>
+        <w:t xml:space="preserve">Se a base de produtos já foi importada neste computador (seção 3.2) com a coluna Estoque do Onepet, essa tela aparece </w:t>
+      </w:r>
+      <w:r>
+        <w:rPr>
+          <w:b/>
+          <w:bCs/>
+          <w:color w:val="333333"/>
+          <w:sz w:val="24"/>
+          <w:szCs w:val="24"/>
+        </w:rPr>
+        <w:t xml:space="preserve">sozinha</w:t>
+      </w:r>
+      <w:r>
+        <w:rPr>
+          <w:color w:val="333333"/>
+          <w:sz w:val="24"/>
+          <w:szCs w:val="24"/>
+        </w:rPr>
+        <w:t xml:space="preserve">, sem precisar fazer mais nada.</w:t>
       </w:r>
     </w:p>
     <w:p>
@@ -3048,21 +3154,47 @@
       </w:pPr>
       <w:r>
         <w:rPr>
+          <w:color w:val="333333"/>
+          <w:sz w:val="24"/>
+          <w:szCs w:val="24"/>
+        </w:rPr>
+        <w:t xml:space="preserve">Se preferir usar uma referência à parte (sem reimportar a base toda), dá pra enviar manualmente um arquivo </w:t>
+      </w:r>
+      <w:r>
+        <w:rPr>
           <w:rFonts w:ascii="Consolas" w:cs="Consolas" w:eastAsia="Consolas" w:hAnsi="Consolas"/>
           <w:color w:val="1a1a1a"/>
           <w:sz w:val="22"/>
           <w:szCs w:val="22"/>
           <w:shd w:fill="EDEDED" w:val="clear"/>
         </w:rPr>
-        <w:t xml:space="preserve">CONSOLIDADO_POR_SETOR</w:t>
-      </w:r>
-      <w:r>
-        <w:rPr>
-          <w:color w:val="333333"/>
-          <w:sz w:val="24"/>
-          <w:szCs w:val="24"/>
-        </w:rPr>
-        <w:t xml:space="preserve"> — a quantidade de cada SKU, separada por setor.</w:t>
+        <w:t xml:space="preserve">estoque_onepet_atual.csv</w:t>
+      </w:r>
+      <w:r>
+        <w:rPr>
+          <w:color w:val="333333"/>
+          <w:sz w:val="24"/>
+          <w:szCs w:val="24"/>
+        </w:rPr>
+        <w:t xml:space="preserve"> (colunas </w:t>
+      </w:r>
+      <w:r>
+        <w:rPr>
+          <w:rFonts w:ascii="Consolas" w:cs="Consolas" w:eastAsia="Consolas" w:hAnsi="Consolas"/>
+          <w:color w:val="1a1a1a"/>
+          <w:sz w:val="22"/>
+          <w:szCs w:val="22"/>
+          <w:shd w:fill="EDEDED" w:val="clear"/>
+        </w:rPr>
+        <w:t xml:space="preserve">sku,qtd_sistema</w:t>
+      </w:r>
+      <w:r>
+        <w:rPr>
+          <w:color w:val="333333"/>
+          <w:sz w:val="24"/>
+          <w:szCs w:val="24"/>
+        </w:rPr>
+        <w:t xml:space="preserve">) — isso substitui a referência automática.</w:t>
       </w:r>
     </w:p>
     <w:p>
@@ -3076,21 +3208,47 @@
       </w:pPr>
       <w:r>
         <w:rPr>
-          <w:rFonts w:ascii="Consolas" w:cs="Consolas" w:eastAsia="Consolas" w:hAnsi="Consolas"/>
-          <w:color w:val="1a1a1a"/>
-          <w:sz w:val="22"/>
-          <w:szCs w:val="22"/>
-          <w:shd w:fill="EDEDED" w:val="clear"/>
-        </w:rPr>
-        <w:t xml:space="preserve">AUDITORIA_SESSOES</w:t>
-      </w:r>
-      <w:r>
-        <w:rPr>
-          <w:color w:val="333333"/>
-          <w:sz w:val="24"/>
-          <w:szCs w:val="24"/>
-        </w:rPr>
-        <w:t xml:space="preserve"> — um resumo de cada sessão contada (quem, quando, onde, quantos itens).</w:t>
+          <w:color w:val="333333"/>
+          <w:sz w:val="24"/>
+          <w:szCs w:val="24"/>
+        </w:rPr>
+        <w:t xml:space="preserve">A tabela </w:t>
+      </w:r>
+      <w:r>
+        <w:rPr>
+          <w:b/>
+          <w:bCs/>
+          <w:color w:val="333333"/>
+          <w:sz w:val="24"/>
+          <w:szCs w:val="24"/>
+        </w:rPr>
+        <w:t xml:space="preserve">"Por SKU"</w:t>
+      </w:r>
+      <w:r>
+        <w:rPr>
+          <w:color w:val="333333"/>
+          <w:sz w:val="24"/>
+          <w:szCs w:val="24"/>
+        </w:rPr>
+        <w:t xml:space="preserve"> mostra cada produto com diferença, ordenado do </w:t>
+      </w:r>
+      <w:r>
+        <w:rPr>
+          <w:b/>
+          <w:bCs/>
+          <w:color w:val="333333"/>
+          <w:sz w:val="24"/>
+          <w:szCs w:val="24"/>
+        </w:rPr>
+        <w:t xml:space="preserve">maior impacto financeiro</w:t>
+      </w:r>
+      <w:r>
+        <w:rPr>
+          <w:color w:val="333333"/>
+          <w:sz w:val="24"/>
+          <w:szCs w:val="24"/>
+        </w:rPr>
+        <w:t xml:space="preserve"> pro menor (quantidade contada × preço de custo).</w:t>
       </w:r>
     </w:p>
     <w:p>
@@ -3104,12 +3262,190 @@
       </w:pPr>
       <w:r>
         <w:rPr>
+          <w:color w:val="333333"/>
+          <w:sz w:val="24"/>
+          <w:szCs w:val="24"/>
+        </w:rPr>
+        <w:t xml:space="preserve">A tabela </w:t>
+      </w:r>
+      <w:r>
+        <w:rPr>
+          <w:b/>
+          <w:bCs/>
+          <w:color w:val="333333"/>
+          <w:sz w:val="24"/>
+          <w:szCs w:val="24"/>
+        </w:rPr>
+        <w:t xml:space="preserve">"Por categoria"</w:t>
+      </w:r>
+      <w:r>
+        <w:rPr>
+          <w:color w:val="333333"/>
+          <w:sz w:val="24"/>
+          <w:szCs w:val="24"/>
+        </w:rPr>
+        <w:t xml:space="preserve"> soma esse impacto por Grupo linha do Onepet — útil pra decidir rápido qual departamento conferir primeiro.</w:t>
+      </w:r>
+    </w:p>
+    <w:p>
+      <w:pPr>
+        <w:pStyle w:val="Heading2"/>
+        <w:spacing w:after="140" w:before="320"/>
+      </w:pPr>
+      <w:r>
+        <w:t xml:space="preserve">3.6 Gerando os arquivos finais</w:t>
+      </w:r>
+    </w:p>
+    <w:p>
+      <w:pPr>
+        <w:spacing w:after="160" w:line="300"/>
+      </w:pPr>
+      <w:r>
+        <w:rPr>
+          <w:color w:val="333333"/>
+          <w:sz w:val="24"/>
+          <w:szCs w:val="24"/>
+        </w:rPr>
+        <w:t xml:space="preserve">No fim da tela, o botão </w:t>
+      </w:r>
+      <w:r>
+        <w:rPr>
+          <w:b/>
+          <w:bCs/>
+          <w:color w:val="333333"/>
+          <w:sz w:val="24"/>
+          <w:szCs w:val="24"/>
+        </w:rPr>
+        <w:t xml:space="preserve">"Gerar e baixar os 4 arquivos finais"</w:t>
+      </w:r>
+      <w:r>
+        <w:rPr>
+          <w:color w:val="333333"/>
+          <w:sz w:val="24"/>
+          <w:szCs w:val="24"/>
+        </w:rPr>
+        <w:t xml:space="preserve"> baixa um único arquivo </w:t>
+      </w:r>
+      <w:r>
+        <w:rPr>
           <w:rFonts w:ascii="Consolas" w:cs="Consolas" w:eastAsia="Consolas" w:hAnsi="Consolas"/>
           <w:color w:val="1a1a1a"/>
           <w:sz w:val="22"/>
           <w:szCs w:val="22"/>
           <w:shd w:fill="EDEDED" w:val="clear"/>
         </w:rPr>
+        <w:t xml:space="preserve">.zip</w:t>
+      </w:r>
+      <w:r>
+        <w:rPr>
+          <w:color w:val="333333"/>
+          <w:sz w:val="24"/>
+          <w:szCs w:val="24"/>
+        </w:rPr>
+        <w:t xml:space="preserve"> contendo:</w:t>
+      </w:r>
+    </w:p>
+    <w:p>
+      <w:pPr>
+        <w:pStyle w:val="ListParagraph"/>
+        <w:numPr>
+          <w:ilvl w:val="0"/>
+          <w:numId w:val="2"/>
+        </w:numPr>
+        <w:spacing w:after="100" w:line="280"/>
+      </w:pPr>
+      <w:r>
+        <w:rPr>
+          <w:rFonts w:ascii="Consolas" w:cs="Consolas" w:eastAsia="Consolas" w:hAnsi="Consolas"/>
+          <w:color w:val="1a1a1a"/>
+          <w:sz w:val="22"/>
+          <w:szCs w:val="22"/>
+          <w:shd w:fill="EDEDED" w:val="clear"/>
+        </w:rPr>
+        <w:t xml:space="preserve">CONSOLIDADO_TOTAL</w:t>
+      </w:r>
+      <w:r>
+        <w:rPr>
+          <w:color w:val="333333"/>
+          <w:sz w:val="24"/>
+          <w:szCs w:val="24"/>
+        </w:rPr>
+        <w:t xml:space="preserve"> — a quantidade final de cada SKU, somando todos os setores. É este arquivo que vai ser usado para lançar no Onepet (seção 4).</w:t>
+      </w:r>
+    </w:p>
+    <w:p>
+      <w:pPr>
+        <w:pStyle w:val="ListParagraph"/>
+        <w:numPr>
+          <w:ilvl w:val="0"/>
+          <w:numId w:val="2"/>
+        </w:numPr>
+        <w:spacing w:after="100" w:line="280"/>
+      </w:pPr>
+      <w:r>
+        <w:rPr>
+          <w:rFonts w:ascii="Consolas" w:cs="Consolas" w:eastAsia="Consolas" w:hAnsi="Consolas"/>
+          <w:color w:val="1a1a1a"/>
+          <w:sz w:val="22"/>
+          <w:szCs w:val="22"/>
+          <w:shd w:fill="EDEDED" w:val="clear"/>
+        </w:rPr>
+        <w:t xml:space="preserve">CONSOLIDADO_POR_SETOR</w:t>
+      </w:r>
+      <w:r>
+        <w:rPr>
+          <w:color w:val="333333"/>
+          <w:sz w:val="24"/>
+          <w:szCs w:val="24"/>
+        </w:rPr>
+        <w:t xml:space="preserve"> — a quantidade de cada SKU, separada por setor.</w:t>
+      </w:r>
+    </w:p>
+    <w:p>
+      <w:pPr>
+        <w:pStyle w:val="ListParagraph"/>
+        <w:numPr>
+          <w:ilvl w:val="0"/>
+          <w:numId w:val="2"/>
+        </w:numPr>
+        <w:spacing w:after="100" w:line="280"/>
+      </w:pPr>
+      <w:r>
+        <w:rPr>
+          <w:rFonts w:ascii="Consolas" w:cs="Consolas" w:eastAsia="Consolas" w:hAnsi="Consolas"/>
+          <w:color w:val="1a1a1a"/>
+          <w:sz w:val="22"/>
+          <w:szCs w:val="22"/>
+          <w:shd w:fill="EDEDED" w:val="clear"/>
+        </w:rPr>
+        <w:t xml:space="preserve">AUDITORIA_SESSOES</w:t>
+      </w:r>
+      <w:r>
+        <w:rPr>
+          <w:color w:val="333333"/>
+          <w:sz w:val="24"/>
+          <w:szCs w:val="24"/>
+        </w:rPr>
+        <w:t xml:space="preserve"> — um resumo de cada sessão contada (quem, quando, onde, quantos itens).</w:t>
+      </w:r>
+    </w:p>
+    <w:p>
+      <w:pPr>
+        <w:pStyle w:val="ListParagraph"/>
+        <w:numPr>
+          <w:ilvl w:val="0"/>
+          <w:numId w:val="2"/>
+        </w:numPr>
+        <w:spacing w:after="100" w:line="280"/>
+      </w:pPr>
+      <w:r>
+        <w:rPr>
+          <w:rFonts w:ascii="Consolas" w:cs="Consolas" w:eastAsia="Consolas" w:hAnsi="Consolas"/>
+          <w:color w:val="1a1a1a"/>
+          <w:sz w:val="22"/>
+          <w:szCs w:val="22"/>
+          <w:shd w:fill="EDEDED" w:val="clear"/>
+        </w:rPr>
         <w:t xml:space="preserve">DESCONHECIDOS_GERAL</w:t>
       </w:r>
       <w:r>
@@ -3127,7 +3463,7 @@
         <w:spacing w:after="140" w:before="320"/>
       </w:pPr>
       <w:r>
-        <w:t xml:space="preserve">3.6 Corrigir Código — quando o código de barras físico é diferente do da nota</w:t>
+        <w:t xml:space="preserve">3.7 Corrigir Código — quando o código de barras físico é diferente do da nota</w:t>
       </w:r>
     </w:p>
     <w:p>
@@ -3408,7 +3744,7 @@
         <w:spacing w:after="140" w:before="320"/>
       </w:pPr>
       <w:r>
-        <w:t xml:space="preserve">3.7 Resumo Inteligente do Balanço</w:t>
+        <w:t xml:space="preserve">3.8 Resumo Inteligente do Balanço</w:t>
       </w:r>
     </w:p>
     <w:p>
@@ -3586,7 +3922,7 @@
           <w:sz w:val="24"/>
           <w:szCs w:val="24"/>
         </w:rPr>
-        <w:t xml:space="preserve">Depois de gerar os arquivos finais (seção 3.5), use o arquivo CONSOLIDADO_TOTAL para aplicar no Onepet:</w:t>
+        <w:t xml:space="preserve">Depois de gerar os arquivos finais (seção 3.6), use o arquivo CONSOLIDADO_TOTAL para aplicar no Onepet:</w:t>
       </w:r>
     </w:p>
     <w:p>
@@ -4257,25 +4593,7 @@
           <w:sz w:val="24"/>
           <w:szCs w:val="24"/>
         </w:rPr>
-        <w:t xml:space="preserve">Confira se a base de produtos (arquivo </w:t>
-      </w:r>
-      <w:r>
-        <w:rPr>
-          <w:rFonts w:ascii="Consolas" w:cs="Consolas" w:eastAsia="Consolas" w:hAnsi="Consolas"/>
-          <w:color w:val="1a1a1a"/>
-          <w:sz w:val="22"/>
-          <w:szCs w:val="22"/>
-          <w:shd w:fill="EDEDED" w:val="clear"/>
-        </w:rPr>
-        <w:t xml:space="preserve">base_produtos.csv</w:t>
-      </w:r>
-      <w:r>
-        <w:rPr>
-          <w:color w:val="333333"/>
-          <w:sz w:val="24"/>
-          <w:szCs w:val="24"/>
-        </w:rPr>
-        <w:t xml:space="preserve">) está atualizada em </w:t>
+        <w:t xml:space="preserve">Confira se a base de produtos está atualizada em </w:t>
       </w:r>
       <w:r>
         <w:rPr>
@@ -4293,7 +4611,7 @@
           <w:sz w:val="24"/>
           <w:szCs w:val="24"/>
         </w:rPr>
-        <w:t xml:space="preserve">.</w:t>
+        <w:t xml:space="preserve"> (seção 3.2) — reimporte o export mais recente do Onepet.</w:t>
       </w:r>
     </w:p>
     <w:p>
@@ -4329,7 +4647,7 @@
           <w:sz w:val="24"/>
           <w:szCs w:val="24"/>
         </w:rPr>
-        <w:t xml:space="preserve"> (seção 3.6).</w:t>
+        <w:t xml:space="preserve"> (seção 3.7).</w:t>
       </w:r>
     </w:p>
     <w:p>
